--- a/Proyecto_1/Manuales/Manual_Usuario_[WIP].docx
+++ b/Proyecto_1/Manuales/Manual_Usuario_[WIP].docx
@@ -10,31 +10,15 @@
         <w:t xml:space="preserve">MANUAL USUARIO – </w:t>
       </w:r>
       <w:r>
-        <w:t>PROYECTO 1</w:t>
-      </w:r>
-      <w:r>
-        <w:t xml:space="preserve"> #1</w:t>
-      </w:r>
-    </w:p>
-    <w:p>
-      <w:r>
-        <w:t xml:space="preserve">Miguel Andrés Alvarez </w:t>
-      </w:r>
-      <w:proofErr w:type="gramStart"/>
-      <w:r>
-        <w:t>López  202406012</w:t>
-      </w:r>
-      <w:proofErr w:type="gramEnd"/>
-      <w:r>
-        <w:t xml:space="preserve"> – Lenguajes Formales y de </w:t>
-      </w:r>
-      <w:proofErr w:type="spellStart"/>
-      <w:r>
-        <w:t>Programacion</w:t>
-      </w:r>
-      <w:proofErr w:type="spellEnd"/>
-      <w:r>
-        <w:t xml:space="preserve"> I</w:t>
+        <w:t xml:space="preserve">PROYECTO </w:t>
+      </w:r>
+      <w:r>
+        <w:t>#1</w:t>
+      </w:r>
+    </w:p>
+    <w:p>
+      <w:r>
+        <w:t>Miguel Andrés Alvarez López  202406012 – Lenguajes Formales y de Programacion I</w:t>
       </w:r>
     </w:p>
     <w:p>
@@ -61,25 +45,12 @@
         <w:pStyle w:val="Ttulo2"/>
       </w:pPr>
       <w:r>
-        <w:t xml:space="preserve">Descarga de </w:t>
-      </w:r>
-      <w:proofErr w:type="spellStart"/>
-      <w:r>
-        <w:t>Codeblocks</w:t>
-      </w:r>
-      <w:proofErr w:type="spellEnd"/>
-    </w:p>
-    <w:p>
-      <w:r>
-        <w:t xml:space="preserve">Para utilizar este programa es PRIMORDIAL el tener descargado </w:t>
-      </w:r>
-      <w:proofErr w:type="spellStart"/>
-      <w:r>
-        <w:t>codeblocks</w:t>
-      </w:r>
-      <w:proofErr w:type="spellEnd"/>
-      <w:r>
-        <w:t>.</w:t>
+        <w:t>Descarga de Codeblocks</w:t>
+      </w:r>
+    </w:p>
+    <w:p>
+      <w:r>
+        <w:t>Para utilizar este programa es PRIMORDIAL el tener descargado codeblocks.</w:t>
       </w:r>
     </w:p>
     <w:p>
@@ -118,17 +89,8 @@
           <w:b/>
           <w:bCs/>
         </w:rPr>
-        <w:t xml:space="preserve">En el Caso que usted utilice GitHub Desktop debe ir a File &gt; Clone </w:t>
-      </w:r>
-      <w:proofErr w:type="spellStart"/>
-      <w:r>
-        <w:rPr>
-          <w:b/>
-          <w:bCs/>
-        </w:rPr>
-        <w:t>repository</w:t>
-      </w:r>
-      <w:proofErr w:type="spellEnd"/>
+        <w:t>En el Caso que usted utilice GitHub Desktop debe ir a File &gt; Clone repository</w:t>
+      </w:r>
     </w:p>
     <w:p>
       <w:pPr>
@@ -339,21 +301,8 @@
     </w:p>
     <w:p>
       <w:r>
-        <w:t>al Tener el enlace copiado se debe pegar en “</w:t>
-      </w:r>
-      <w:proofErr w:type="spellStart"/>
-      <w:r>
-        <w:t>repository</w:t>
-      </w:r>
-      <w:proofErr w:type="spellEnd"/>
-      <w:r>
-        <w:t xml:space="preserve"> URL” e indicar la dirección donde este se almacenará en su </w:t>
-      </w:r>
-      <w:proofErr w:type="spellStart"/>
-      <w:r>
-        <w:t>maquina</w:t>
-      </w:r>
-      <w:proofErr w:type="spellEnd"/>
+        <w:t>al Tener el enlace copiado se debe pegar en “repository URL” e indicar la dirección donde este se almacenará en su maquina</w:t>
+      </w:r>
       <w:r>
         <w:t>.</w:t>
       </w:r>
@@ -418,62 +367,20 @@
     </w:p>
     <w:p>
       <w:r>
-        <w:t>al Tener el enlace copiado se debe pegar en “</w:t>
-      </w:r>
-      <w:proofErr w:type="spellStart"/>
-      <w:r>
-        <w:t>repository</w:t>
-      </w:r>
-      <w:proofErr w:type="spellEnd"/>
-      <w:r>
-        <w:t xml:space="preserve"> URL” e indicar la dirección donde este se almacenará en su </w:t>
-      </w:r>
-      <w:proofErr w:type="spellStart"/>
-      <w:r>
-        <w:t>maquina</w:t>
-      </w:r>
-      <w:proofErr w:type="spellEnd"/>
+        <w:t>al Tener el enlace copiado se debe pegar en “repository URL” e indicar la dirección donde este se almacenará en su maquina</w:t>
+      </w:r>
       <w:r>
         <w:t xml:space="preserve"> utilizando el comando </w:t>
       </w:r>
-      <w:proofErr w:type="spellStart"/>
       <w:r>
         <w:rPr>
           <w:b/>
           <w:bCs/>
         </w:rPr>
-        <w:t>git</w:t>
-      </w:r>
-      <w:proofErr w:type="spellEnd"/>
-      <w:r>
-        <w:rPr>
-          <w:b/>
-          <w:bCs/>
-        </w:rPr>
-        <w:t xml:space="preserve"> </w:t>
-      </w:r>
-      <w:proofErr w:type="gramStart"/>
-      <w:r>
-        <w:rPr>
-          <w:b/>
-          <w:bCs/>
-        </w:rPr>
-        <w:t xml:space="preserve">clone </w:t>
-      </w:r>
-      <w:r>
-        <w:t xml:space="preserve"> coloca</w:t>
-      </w:r>
-      <w:proofErr w:type="gramEnd"/>
-      <w:r>
-        <w:t xml:space="preserve"> el </w:t>
-      </w:r>
-      <w:proofErr w:type="gramStart"/>
-      <w:r>
-        <w:t>link</w:t>
-      </w:r>
-      <w:proofErr w:type="gramEnd"/>
-      <w:r>
-        <w:t xml:space="preserve"> del repositorio</w:t>
+        <w:t xml:space="preserve">git clone </w:t>
+      </w:r>
+      <w:r>
+        <w:t xml:space="preserve"> coloca el link del repositorio</w:t>
       </w:r>
     </w:p>
     <w:p>
@@ -531,6 +438,1089 @@
         <w:lastRenderedPageBreak/>
         <w:t>USO DEL PROGRAMA</w:t>
       </w:r>
+      <w:r>
+        <w:t>:</w:t>
+      </w:r>
+    </w:p>
+    <w:p/>
+    <w:p>
+      <w:r>
+        <w:t>Al ejecutar el programa usted encontrara la siguiente interfaz grafica</w:t>
+      </w:r>
+    </w:p>
+    <w:p>
+      <w:r>
+        <w:rPr>
+          <w:noProof/>
+        </w:rPr>
+        <w:drawing>
+          <wp:inline distT="0" distB="0" distL="0" distR="0" wp14:anchorId="57D3CF38" wp14:editId="6BC92677">
+            <wp:extent cx="5612130" cy="4209415"/>
+            <wp:effectExtent l="0" t="0" r="7620" b="635"/>
+            <wp:docPr id="1672879000" name="Imagen 1"/>
+            <wp:cNvGraphicFramePr>
+              <a:graphicFrameLocks xmlns:a="http://schemas.openxmlformats.org/drawingml/2006/main" noChangeAspect="1"/>
+            </wp:cNvGraphicFramePr>
+            <a:graphic xmlns:a="http://schemas.openxmlformats.org/drawingml/2006/main">
+              <a:graphicData uri="http://schemas.openxmlformats.org/drawingml/2006/picture">
+                <pic:pic xmlns:pic="http://schemas.openxmlformats.org/drawingml/2006/picture">
+                  <pic:nvPicPr>
+                    <pic:cNvPr id="1672879000" name=""/>
+                    <pic:cNvPicPr/>
+                  </pic:nvPicPr>
+                  <pic:blipFill>
+                    <a:blip r:embed="rId9"/>
+                    <a:stretch>
+                      <a:fillRect/>
+                    </a:stretch>
+                  </pic:blipFill>
+                  <pic:spPr>
+                    <a:xfrm>
+                      <a:off x="0" y="0"/>
+                      <a:ext cx="5612130" cy="4209415"/>
+                    </a:xfrm>
+                    <a:prstGeom prst="rect">
+                      <a:avLst/>
+                    </a:prstGeom>
+                  </pic:spPr>
+                </pic:pic>
+              </a:graphicData>
+            </a:graphic>
+          </wp:inline>
+        </w:drawing>
+      </w:r>
+    </w:p>
+    <w:p/>
+    <w:p>
+      <w:pPr>
+        <w:pStyle w:val="Prrafodelista"/>
+        <w:numPr>
+          <w:ilvl w:val="0"/>
+          <w:numId w:val="5"/>
+        </w:numPr>
+      </w:pPr>
+      <w:r>
+        <w:t>Cargar Archivo .med</w:t>
+      </w:r>
+    </w:p>
+    <w:p>
+      <w:pPr>
+        <w:pStyle w:val="Prrafodelista"/>
+        <w:numPr>
+          <w:ilvl w:val="0"/>
+          <w:numId w:val="5"/>
+        </w:numPr>
+      </w:pPr>
+      <w:r>
+        <w:t>análisis de Archivo .med</w:t>
+      </w:r>
+    </w:p>
+    <w:p>
+      <w:pPr>
+        <w:pStyle w:val="Prrafodelista"/>
+        <w:numPr>
+          <w:ilvl w:val="0"/>
+          <w:numId w:val="5"/>
+        </w:numPr>
+      </w:pPr>
+      <w:r>
+        <w:t>Tabla de Tokens</w:t>
+      </w:r>
+    </w:p>
+    <w:p>
+      <w:pPr>
+        <w:pStyle w:val="Prrafodelista"/>
+        <w:numPr>
+          <w:ilvl w:val="0"/>
+          <w:numId w:val="5"/>
+        </w:numPr>
+      </w:pPr>
+      <w:r>
+        <w:t>Tabla de Errores</w:t>
+      </w:r>
+    </w:p>
+    <w:p>
+      <w:pPr>
+        <w:pStyle w:val="Prrafodelista"/>
+        <w:numPr>
+          <w:ilvl w:val="0"/>
+          <w:numId w:val="5"/>
+        </w:numPr>
+      </w:pPr>
+      <w:r>
+        <w:t>Codigo Fuente (.med)</w:t>
+      </w:r>
+    </w:p>
+    <w:p>
+      <w:pPr>
+        <w:pStyle w:val="Prrafodelista"/>
+        <w:numPr>
+          <w:ilvl w:val="0"/>
+          <w:numId w:val="5"/>
+        </w:numPr>
+      </w:pPr>
+      <w:r>
+        <w:t>Generar Reporte Historial de Pacientes</w:t>
+      </w:r>
+    </w:p>
+    <w:p>
+      <w:pPr>
+        <w:pStyle w:val="Prrafodelista"/>
+        <w:numPr>
+          <w:ilvl w:val="0"/>
+          <w:numId w:val="5"/>
+        </w:numPr>
+      </w:pPr>
+      <w:r>
+        <w:t>Generar Reporte Medicos</w:t>
+      </w:r>
+    </w:p>
+    <w:p>
+      <w:pPr>
+        <w:pStyle w:val="Prrafodelista"/>
+        <w:numPr>
+          <w:ilvl w:val="0"/>
+          <w:numId w:val="5"/>
+        </w:numPr>
+      </w:pPr>
+      <w:r>
+        <w:t>Generar Reporte Agenda de Citas</w:t>
+      </w:r>
+    </w:p>
+    <w:p>
+      <w:pPr>
+        <w:pStyle w:val="Prrafodelista"/>
+        <w:numPr>
+          <w:ilvl w:val="0"/>
+          <w:numId w:val="5"/>
+        </w:numPr>
+      </w:pPr>
+      <w:r>
+        <w:t>Generar Reporte General de Hospital</w:t>
+      </w:r>
+    </w:p>
+    <w:p>
+      <w:pPr>
+        <w:pStyle w:val="Prrafodelista"/>
+        <w:numPr>
+          <w:ilvl w:val="0"/>
+          <w:numId w:val="5"/>
+        </w:numPr>
+      </w:pPr>
+      <w:r>
+        <w:t>Generar Reporte de Errores Lexicos</w:t>
+      </w:r>
+    </w:p>
+    <w:p>
+      <w:r>
+        <w:br w:type="page"/>
+      </w:r>
+    </w:p>
+    <w:p>
+      <w:pPr>
+        <w:pStyle w:val="Ttulo2"/>
+        <w:numPr>
+          <w:ilvl w:val="0"/>
+          <w:numId w:val="6"/>
+        </w:numPr>
+      </w:pPr>
+      <w:r>
+        <w:lastRenderedPageBreak/>
+        <w:t>Cargar Archivo  .med:</w:t>
+      </w:r>
+    </w:p>
+    <w:p>
+      <w:r>
+        <w:t>Este botón sirve para cargar UNICA Y EXCLUSIVAMENTE archivos de tipo. med, deben tener una estructura que será leída. De lo contrario no se generarán tokens o dejaran generar los reportes correctamente.</w:t>
+      </w:r>
+    </w:p>
+    <w:p/>
+    <w:p>
+      <w:pPr>
+        <w:pStyle w:val="Prrafodelista"/>
+        <w:numPr>
+          <w:ilvl w:val="1"/>
+          <w:numId w:val="1"/>
+        </w:numPr>
+      </w:pPr>
+      <w:r>
+        <w:rPr>
+          <w:noProof/>
+        </w:rPr>
+        <w:drawing>
+          <wp:anchor distT="0" distB="0" distL="114300" distR="114300" simplePos="0" relativeHeight="251660288" behindDoc="1" locked="0" layoutInCell="1" allowOverlap="1" wp14:anchorId="125ACAE6" wp14:editId="08CE5FC6">
+            <wp:simplePos x="0" y="0"/>
+            <wp:positionH relativeFrom="column">
+              <wp:posOffset>243281</wp:posOffset>
+            </wp:positionH>
+            <wp:positionV relativeFrom="paragraph">
+              <wp:posOffset>421687</wp:posOffset>
+            </wp:positionV>
+            <wp:extent cx="5612130" cy="1878965"/>
+            <wp:effectExtent l="0" t="0" r="7620" b="6985"/>
+            <wp:wrapTight wrapText="bothSides">
+              <wp:wrapPolygon edited="0">
+                <wp:start x="0" y="0"/>
+                <wp:lineTo x="0" y="21461"/>
+                <wp:lineTo x="21556" y="21461"/>
+                <wp:lineTo x="21556" y="0"/>
+                <wp:lineTo x="0" y="0"/>
+              </wp:wrapPolygon>
+            </wp:wrapTight>
+            <wp:docPr id="1699032874" name="Imagen 1"/>
+            <wp:cNvGraphicFramePr>
+              <a:graphicFrameLocks xmlns:a="http://schemas.openxmlformats.org/drawingml/2006/main" noChangeAspect="1"/>
+            </wp:cNvGraphicFramePr>
+            <a:graphic xmlns:a="http://schemas.openxmlformats.org/drawingml/2006/main">
+              <a:graphicData uri="http://schemas.openxmlformats.org/drawingml/2006/picture">
+                <pic:pic xmlns:pic="http://schemas.openxmlformats.org/drawingml/2006/picture">
+                  <pic:nvPicPr>
+                    <pic:cNvPr id="1699032874" name=""/>
+                    <pic:cNvPicPr/>
+                  </pic:nvPicPr>
+                  <pic:blipFill>
+                    <a:blip r:embed="rId10">
+                      <a:extLst>
+                        <a:ext uri="{28A0092B-C50C-407E-A947-70E740481C1C}">
+                          <a14:useLocalDpi xmlns:a14="http://schemas.microsoft.com/office/drawing/2010/main" val="0"/>
+                        </a:ext>
+                      </a:extLst>
+                    </a:blip>
+                    <a:stretch>
+                      <a:fillRect/>
+                    </a:stretch>
+                  </pic:blipFill>
+                  <pic:spPr>
+                    <a:xfrm>
+                      <a:off x="0" y="0"/>
+                      <a:ext cx="5612130" cy="1878965"/>
+                    </a:xfrm>
+                    <a:prstGeom prst="rect">
+                      <a:avLst/>
+                    </a:prstGeom>
+                  </pic:spPr>
+                </pic:pic>
+              </a:graphicData>
+            </a:graphic>
+          </wp:anchor>
+        </w:drawing>
+      </w:r>
+      <w:r>
+        <w:t>Usted deberá presionar el botón y le aparecerá un pop-up pidiendo buscar un archivo de tipo .med en su disco local:</w:t>
+      </w:r>
+    </w:p>
+    <w:p>
+      <w:pPr>
+        <w:pStyle w:val="Prrafodelista"/>
+        <w:numPr>
+          <w:ilvl w:val="1"/>
+          <w:numId w:val="1"/>
+        </w:numPr>
+      </w:pPr>
+      <w:r>
+        <w:rPr>
+          <w:noProof/>
+        </w:rPr>
+        <w:drawing>
+          <wp:anchor distT="0" distB="0" distL="114300" distR="114300" simplePos="0" relativeHeight="251661312" behindDoc="1" locked="0" layoutInCell="1" allowOverlap="1" wp14:anchorId="37BCE615" wp14:editId="0008D021">
+            <wp:simplePos x="0" y="0"/>
+            <wp:positionH relativeFrom="column">
+              <wp:posOffset>134099</wp:posOffset>
+            </wp:positionH>
+            <wp:positionV relativeFrom="paragraph">
+              <wp:posOffset>2482955</wp:posOffset>
+            </wp:positionV>
+            <wp:extent cx="5612130" cy="3546475"/>
+            <wp:effectExtent l="0" t="0" r="7620" b="0"/>
+            <wp:wrapTight wrapText="bothSides">
+              <wp:wrapPolygon edited="0">
+                <wp:start x="0" y="0"/>
+                <wp:lineTo x="0" y="21465"/>
+                <wp:lineTo x="21556" y="21465"/>
+                <wp:lineTo x="21556" y="0"/>
+                <wp:lineTo x="0" y="0"/>
+              </wp:wrapPolygon>
+            </wp:wrapTight>
+            <wp:docPr id="1065195940" name="Imagen 1"/>
+            <wp:cNvGraphicFramePr>
+              <a:graphicFrameLocks xmlns:a="http://schemas.openxmlformats.org/drawingml/2006/main" noChangeAspect="1"/>
+            </wp:cNvGraphicFramePr>
+            <a:graphic xmlns:a="http://schemas.openxmlformats.org/drawingml/2006/main">
+              <a:graphicData uri="http://schemas.openxmlformats.org/drawingml/2006/picture">
+                <pic:pic xmlns:pic="http://schemas.openxmlformats.org/drawingml/2006/picture">
+                  <pic:nvPicPr>
+                    <pic:cNvPr id="1065195940" name=""/>
+                    <pic:cNvPicPr/>
+                  </pic:nvPicPr>
+                  <pic:blipFill>
+                    <a:blip r:embed="rId11">
+                      <a:extLst>
+                        <a:ext uri="{28A0092B-C50C-407E-A947-70E740481C1C}">
+                          <a14:useLocalDpi xmlns:a14="http://schemas.microsoft.com/office/drawing/2010/main" val="0"/>
+                        </a:ext>
+                      </a:extLst>
+                    </a:blip>
+                    <a:stretch>
+                      <a:fillRect/>
+                    </a:stretch>
+                  </pic:blipFill>
+                  <pic:spPr>
+                    <a:xfrm>
+                      <a:off x="0" y="0"/>
+                      <a:ext cx="5612130" cy="3546475"/>
+                    </a:xfrm>
+                    <a:prstGeom prst="rect">
+                      <a:avLst/>
+                    </a:prstGeom>
+                  </pic:spPr>
+                </pic:pic>
+              </a:graphicData>
+            </a:graphic>
+          </wp:anchor>
+        </w:drawing>
+      </w:r>
+      <w:r>
+        <w:t>Al cargar su archivo Correctamente se le mostrara el contenido, De donde fue Cargado y el botón “Analizar Archivo” será activo</w:t>
+      </w:r>
+    </w:p>
+    <w:p>
+      <w:pPr>
+        <w:pStyle w:val="Prrafodelista"/>
+      </w:pPr>
+    </w:p>
+    <w:p>
+      <w:pPr>
+        <w:pStyle w:val="Prrafodelista"/>
+      </w:pPr>
+    </w:p>
+    <w:p>
+      <w:pPr>
+        <w:pStyle w:val="Ttulo2"/>
+        <w:numPr>
+          <w:ilvl w:val="0"/>
+          <w:numId w:val="6"/>
+        </w:numPr>
+      </w:pPr>
+      <w:r>
+        <w:lastRenderedPageBreak/>
+        <w:t>Analizar Archivo .med</w:t>
+      </w:r>
+    </w:p>
+    <w:p>
+      <w:r>
+        <w:rPr>
+          <w:noProof/>
+        </w:rPr>
+        <w:drawing>
+          <wp:anchor distT="0" distB="0" distL="114300" distR="114300" simplePos="0" relativeHeight="251662336" behindDoc="1" locked="0" layoutInCell="1" allowOverlap="1" wp14:anchorId="0153BDE8" wp14:editId="4C43FF40">
+            <wp:simplePos x="0" y="0"/>
+            <wp:positionH relativeFrom="column">
+              <wp:posOffset>-70438</wp:posOffset>
+            </wp:positionH>
+            <wp:positionV relativeFrom="paragraph">
+              <wp:posOffset>431544</wp:posOffset>
+            </wp:positionV>
+            <wp:extent cx="5612130" cy="3839210"/>
+            <wp:effectExtent l="0" t="0" r="7620" b="8890"/>
+            <wp:wrapTight wrapText="bothSides">
+              <wp:wrapPolygon edited="0">
+                <wp:start x="0" y="0"/>
+                <wp:lineTo x="0" y="21543"/>
+                <wp:lineTo x="21556" y="21543"/>
+                <wp:lineTo x="21556" y="0"/>
+                <wp:lineTo x="0" y="0"/>
+              </wp:wrapPolygon>
+            </wp:wrapTight>
+            <wp:docPr id="1227620678" name="Imagen 1"/>
+            <wp:cNvGraphicFramePr>
+              <a:graphicFrameLocks xmlns:a="http://schemas.openxmlformats.org/drawingml/2006/main" noChangeAspect="1"/>
+            </wp:cNvGraphicFramePr>
+            <a:graphic xmlns:a="http://schemas.openxmlformats.org/drawingml/2006/main">
+              <a:graphicData uri="http://schemas.openxmlformats.org/drawingml/2006/picture">
+                <pic:pic xmlns:pic="http://schemas.openxmlformats.org/drawingml/2006/picture">
+                  <pic:nvPicPr>
+                    <pic:cNvPr id="1227620678" name=""/>
+                    <pic:cNvPicPr/>
+                  </pic:nvPicPr>
+                  <pic:blipFill>
+                    <a:blip r:embed="rId12">
+                      <a:extLst>
+                        <a:ext uri="{28A0092B-C50C-407E-A947-70E740481C1C}">
+                          <a14:useLocalDpi xmlns:a14="http://schemas.microsoft.com/office/drawing/2010/main" val="0"/>
+                        </a:ext>
+                      </a:extLst>
+                    </a:blip>
+                    <a:stretch>
+                      <a:fillRect/>
+                    </a:stretch>
+                  </pic:blipFill>
+                  <pic:spPr>
+                    <a:xfrm>
+                      <a:off x="0" y="0"/>
+                      <a:ext cx="5612130" cy="3839210"/>
+                    </a:xfrm>
+                    <a:prstGeom prst="rect">
+                      <a:avLst/>
+                    </a:prstGeom>
+                  </pic:spPr>
+                </pic:pic>
+              </a:graphicData>
+            </a:graphic>
+          </wp:anchor>
+        </w:drawing>
+      </w:r>
+      <w:r>
+        <w:t>Al ingresar un archivo .med Valido será posible analizar el contenido interno, luego se mostrarán todos los tokens identificados y los errores de tokenizacion:</w:t>
+      </w:r>
+    </w:p>
+    <w:p>
+      <w:pPr>
+        <w:pStyle w:val="Ttulo2"/>
+        <w:numPr>
+          <w:ilvl w:val="0"/>
+          <w:numId w:val="6"/>
+        </w:numPr>
+      </w:pPr>
+      <w:r>
+        <w:t>Tabla de Tokens</w:t>
+      </w:r>
+    </w:p>
+    <w:p>
+      <w:r>
+        <w:t>Muestra todos los tokens según la entrada, el numero y su ubicación en el archivo.</w:t>
+      </w:r>
+    </w:p>
+    <w:p/>
+    <w:p>
+      <w:pPr>
+        <w:pStyle w:val="Ttulo2"/>
+        <w:numPr>
+          <w:ilvl w:val="0"/>
+          <w:numId w:val="6"/>
+        </w:numPr>
+      </w:pPr>
+      <w:r>
+        <w:t>Tabla de errores</w:t>
+      </w:r>
+    </w:p>
+    <w:p>
+      <w:r>
+        <w:t>Muestra los tokens que no pertenecen a un patron y el tipo de error que produce.</w:t>
+      </w:r>
+    </w:p>
+    <w:p/>
+    <w:p>
+      <w:r>
+        <w:br w:type="page"/>
+      </w:r>
+    </w:p>
+    <w:p>
+      <w:pPr>
+        <w:pStyle w:val="Ttulo2"/>
+        <w:numPr>
+          <w:ilvl w:val="0"/>
+          <w:numId w:val="6"/>
+        </w:numPr>
+      </w:pPr>
+      <w:r>
+        <w:rPr>
+          <w:noProof/>
+        </w:rPr>
+        <w:lastRenderedPageBreak/>
+        <w:drawing>
+          <wp:anchor distT="0" distB="0" distL="114300" distR="114300" simplePos="0" relativeHeight="251663360" behindDoc="1" locked="0" layoutInCell="1" allowOverlap="1" wp14:anchorId="5575F967" wp14:editId="79FE697F">
+            <wp:simplePos x="0" y="0"/>
+            <wp:positionH relativeFrom="column">
+              <wp:posOffset>3641137</wp:posOffset>
+            </wp:positionH>
+            <wp:positionV relativeFrom="paragraph">
+              <wp:posOffset>68874</wp:posOffset>
+            </wp:positionV>
+            <wp:extent cx="2226310" cy="3466465"/>
+            <wp:effectExtent l="0" t="0" r="2540" b="635"/>
+            <wp:wrapTight wrapText="bothSides">
+              <wp:wrapPolygon edited="0">
+                <wp:start x="0" y="0"/>
+                <wp:lineTo x="0" y="21485"/>
+                <wp:lineTo x="21440" y="21485"/>
+                <wp:lineTo x="21440" y="0"/>
+                <wp:lineTo x="0" y="0"/>
+              </wp:wrapPolygon>
+            </wp:wrapTight>
+            <wp:docPr id="2077825842" name="Imagen 1"/>
+            <wp:cNvGraphicFramePr>
+              <a:graphicFrameLocks xmlns:a="http://schemas.openxmlformats.org/drawingml/2006/main" noChangeAspect="1"/>
+            </wp:cNvGraphicFramePr>
+            <a:graphic xmlns:a="http://schemas.openxmlformats.org/drawingml/2006/main">
+              <a:graphicData uri="http://schemas.openxmlformats.org/drawingml/2006/picture">
+                <pic:pic xmlns:pic="http://schemas.openxmlformats.org/drawingml/2006/picture">
+                  <pic:nvPicPr>
+                    <pic:cNvPr id="2077825842" name=""/>
+                    <pic:cNvPicPr/>
+                  </pic:nvPicPr>
+                  <pic:blipFill>
+                    <a:blip r:embed="rId13">
+                      <a:extLst>
+                        <a:ext uri="{28A0092B-C50C-407E-A947-70E740481C1C}">
+                          <a14:useLocalDpi xmlns:a14="http://schemas.microsoft.com/office/drawing/2010/main" val="0"/>
+                        </a:ext>
+                      </a:extLst>
+                    </a:blip>
+                    <a:stretch>
+                      <a:fillRect/>
+                    </a:stretch>
+                  </pic:blipFill>
+                  <pic:spPr>
+                    <a:xfrm>
+                      <a:off x="0" y="0"/>
+                      <a:ext cx="2226310" cy="3466465"/>
+                    </a:xfrm>
+                    <a:prstGeom prst="rect">
+                      <a:avLst/>
+                    </a:prstGeom>
+                  </pic:spPr>
+                </pic:pic>
+              </a:graphicData>
+            </a:graphic>
+            <wp14:sizeRelH relativeFrom="margin">
+              <wp14:pctWidth>0</wp14:pctWidth>
+            </wp14:sizeRelH>
+            <wp14:sizeRelV relativeFrom="margin">
+              <wp14:pctHeight>0</wp14:pctHeight>
+            </wp14:sizeRelV>
+          </wp:anchor>
+        </w:drawing>
+      </w:r>
+      <w:r>
+        <w:t>Codigo Fuente</w:t>
+      </w:r>
+    </w:p>
+    <w:p>
+      <w:r>
+        <w:t>Muestra el contenido de su documento para ser analizado durante el proceso de ejecución del archivo. Usted podrá visualizar el contenido desde el nodo raíz de Hospital hasta el final del archivo, podrá ver los pacientes , los médicos , cada diagnostico y especialidades.</w:t>
+      </w:r>
+    </w:p>
+    <w:p/>
+    <w:p/>
+    <w:p/>
+    <w:p/>
+    <w:p>
+      <w:pPr>
+        <w:pStyle w:val="Prrafodelista"/>
+      </w:pPr>
+    </w:p>
+    <w:p>
+      <w:pPr>
+        <w:pStyle w:val="Prrafodelista"/>
+      </w:pPr>
+    </w:p>
+    <w:p>
+      <w:pPr>
+        <w:pStyle w:val="Prrafodelista"/>
+      </w:pPr>
+    </w:p>
+    <w:p>
+      <w:pPr>
+        <w:rPr>
+          <w:b/>
+          <w:bCs/>
+        </w:rPr>
+      </w:pPr>
+    </w:p>
+    <w:p>
+      <w:pPr>
+        <w:rPr>
+          <w:b/>
+          <w:bCs/>
+        </w:rPr>
+      </w:pPr>
+    </w:p>
+    <w:p>
+      <w:pPr>
+        <w:pStyle w:val="Ttulo2"/>
+        <w:numPr>
+          <w:ilvl w:val="0"/>
+          <w:numId w:val="6"/>
+        </w:numPr>
+      </w:pPr>
+      <w:r>
+        <w:t>Generar Reporte: Historial De pacientes</w:t>
+      </w:r>
+    </w:p>
+    <w:p>
+      <w:r>
+        <w:t xml:space="preserve">Al presionar el botón de </w:t>
+      </w:r>
+      <w:r>
+        <w:rPr>
+          <w:i/>
+          <w:iCs/>
+        </w:rPr>
+        <w:t>Historial Pacientes</w:t>
+      </w:r>
+      <w:r>
+        <w:rPr>
+          <w:i/>
+          <w:iCs/>
+        </w:rPr>
+        <w:t xml:space="preserve"> </w:t>
+      </w:r>
+      <w:r>
+        <w:t xml:space="preserve">se generara un </w:t>
+      </w:r>
+      <w:r>
+        <w:t xml:space="preserve">Archivo HTML Con los pacientes registrados desde el archivo .med, </w:t>
+      </w:r>
+      <w:r>
+        <w:t>Mostrando nombre, edad, tipo de sangre, diagnostico, medicamentos e intervalo de dosis.</w:t>
+      </w:r>
+      <w:r>
+        <w:br/>
+      </w:r>
+      <w:r>
+        <w:drawing>
+          <wp:inline distT="0" distB="0" distL="0" distR="0" wp14:anchorId="15A7FC60" wp14:editId="5445167B">
+            <wp:extent cx="5612130" cy="838200"/>
+            <wp:effectExtent l="0" t="0" r="7620" b="0"/>
+            <wp:docPr id="415867235" name="Imagen 1"/>
+            <wp:cNvGraphicFramePr>
+              <a:graphicFrameLocks xmlns:a="http://schemas.openxmlformats.org/drawingml/2006/main" noChangeAspect="1"/>
+            </wp:cNvGraphicFramePr>
+            <a:graphic xmlns:a="http://schemas.openxmlformats.org/drawingml/2006/main">
+              <a:graphicData uri="http://schemas.openxmlformats.org/drawingml/2006/picture">
+                <pic:pic xmlns:pic="http://schemas.openxmlformats.org/drawingml/2006/picture">
+                  <pic:nvPicPr>
+                    <pic:cNvPr id="415867235" name=""/>
+                    <pic:cNvPicPr/>
+                  </pic:nvPicPr>
+                  <pic:blipFill>
+                    <a:blip r:embed="rId14"/>
+                    <a:stretch>
+                      <a:fillRect/>
+                    </a:stretch>
+                  </pic:blipFill>
+                  <pic:spPr>
+                    <a:xfrm>
+                      <a:off x="0" y="0"/>
+                      <a:ext cx="5612130" cy="838200"/>
+                    </a:xfrm>
+                    <a:prstGeom prst="rect">
+                      <a:avLst/>
+                    </a:prstGeom>
+                  </pic:spPr>
+                </pic:pic>
+              </a:graphicData>
+            </a:graphic>
+          </wp:inline>
+        </w:drawing>
+      </w:r>
+    </w:p>
+    <w:p>
+      <w:pPr>
+        <w:pStyle w:val="Ttulo2"/>
+        <w:ind w:left="360"/>
+      </w:pPr>
+      <w:r>
+        <w:t>7)Generar Reporte: Carga de Medicos</w:t>
+      </w:r>
+    </w:p>
+    <w:p>
+      <w:r>
+        <w:rPr>
+          <w:b/>
+          <w:bCs/>
+        </w:rPr>
+        <w:drawing>
+          <wp:anchor distT="0" distB="0" distL="114300" distR="114300" simplePos="0" relativeHeight="251664384" behindDoc="1" locked="0" layoutInCell="1" allowOverlap="1" wp14:anchorId="54D6B212" wp14:editId="62FD3533">
+            <wp:simplePos x="0" y="0"/>
+            <wp:positionH relativeFrom="column">
+              <wp:posOffset>0</wp:posOffset>
+            </wp:positionH>
+            <wp:positionV relativeFrom="paragraph">
+              <wp:posOffset>617505</wp:posOffset>
+            </wp:positionV>
+            <wp:extent cx="5612130" cy="1428115"/>
+            <wp:effectExtent l="0" t="0" r="7620" b="635"/>
+            <wp:wrapTight wrapText="bothSides">
+              <wp:wrapPolygon edited="0">
+                <wp:start x="0" y="0"/>
+                <wp:lineTo x="0" y="21321"/>
+                <wp:lineTo x="21556" y="21321"/>
+                <wp:lineTo x="21556" y="0"/>
+                <wp:lineTo x="0" y="0"/>
+              </wp:wrapPolygon>
+            </wp:wrapTight>
+            <wp:docPr id="1315635459" name="Imagen 1"/>
+            <wp:cNvGraphicFramePr>
+              <a:graphicFrameLocks xmlns:a="http://schemas.openxmlformats.org/drawingml/2006/main" noChangeAspect="1"/>
+            </wp:cNvGraphicFramePr>
+            <a:graphic xmlns:a="http://schemas.openxmlformats.org/drawingml/2006/main">
+              <a:graphicData uri="http://schemas.openxmlformats.org/drawingml/2006/picture">
+                <pic:pic xmlns:pic="http://schemas.openxmlformats.org/drawingml/2006/picture">
+                  <pic:nvPicPr>
+                    <pic:cNvPr id="1315635459" name=""/>
+                    <pic:cNvPicPr/>
+                  </pic:nvPicPr>
+                  <pic:blipFill>
+                    <a:blip r:embed="rId15">
+                      <a:extLst>
+                        <a:ext uri="{28A0092B-C50C-407E-A947-70E740481C1C}">
+                          <a14:useLocalDpi xmlns:a14="http://schemas.microsoft.com/office/drawing/2010/main" val="0"/>
+                        </a:ext>
+                      </a:extLst>
+                    </a:blip>
+                    <a:stretch>
+                      <a:fillRect/>
+                    </a:stretch>
+                  </pic:blipFill>
+                  <pic:spPr>
+                    <a:xfrm>
+                      <a:off x="0" y="0"/>
+                      <a:ext cx="5612130" cy="1428115"/>
+                    </a:xfrm>
+                    <a:prstGeom prst="rect">
+                      <a:avLst/>
+                    </a:prstGeom>
+                  </pic:spPr>
+                </pic:pic>
+              </a:graphicData>
+            </a:graphic>
+          </wp:anchor>
+        </w:drawing>
+      </w:r>
+      <w:r>
+        <w:t xml:space="preserve">Al presionar el botón de </w:t>
+      </w:r>
+      <w:r>
+        <w:rPr>
+          <w:i/>
+          <w:iCs/>
+        </w:rPr>
+        <w:t>Historial Pacientes</w:t>
+      </w:r>
+      <w:r>
+        <w:rPr>
+          <w:i/>
+          <w:iCs/>
+        </w:rPr>
+        <w:t xml:space="preserve"> </w:t>
+      </w:r>
+      <w:r>
+        <w:t xml:space="preserve">se generara un </w:t>
+      </w:r>
+      <w:r>
+        <w:t xml:space="preserve">Archivo HTML Con los </w:t>
+      </w:r>
+      <w:r>
+        <w:t>médicos registrados en el archivo desde el archivo .med, mostrando su carga, especialidad y mas datos importantes</w:t>
+      </w:r>
+    </w:p>
+    <w:p/>
+    <w:p>
+      <w:pPr>
+        <w:rPr>
+          <w:b/>
+          <w:bCs/>
+        </w:rPr>
+      </w:pPr>
+    </w:p>
+    <w:p>
+      <w:pPr>
+        <w:rPr>
+          <w:b/>
+          <w:bCs/>
+        </w:rPr>
+      </w:pPr>
+    </w:p>
+    <w:p>
+      <w:pPr>
+        <w:pStyle w:val="Ttulo2"/>
+        <w:ind w:left="360"/>
+      </w:pPr>
+      <w:r>
+        <w:t>8)Generar Reporte: Citas Programadas</w:t>
+      </w:r>
+    </w:p>
+    <w:p>
+      <w:pPr>
+        <w:rPr>
+          <w:b/>
+          <w:bCs/>
+        </w:rPr>
+      </w:pPr>
+      <w:r>
+        <w:t xml:space="preserve">Al presionar el botón de </w:t>
+      </w:r>
+      <w:r>
+        <w:rPr>
+          <w:i/>
+          <w:iCs/>
+        </w:rPr>
+        <w:t>Historial Pacientes</w:t>
+      </w:r>
+      <w:r>
+        <w:rPr>
+          <w:i/>
+          <w:iCs/>
+        </w:rPr>
+        <w:t xml:space="preserve"> </w:t>
+      </w:r>
+      <w:r>
+        <w:t xml:space="preserve">se generara un </w:t>
+      </w:r>
+      <w:r>
+        <w:t>Archivo HTML Con l</w:t>
+      </w:r>
+      <w:r>
+        <w:t xml:space="preserve">as Citas </w:t>
+      </w:r>
+      <w:r>
+        <w:t xml:space="preserve">registrados desde el archivo .med, </w:t>
+      </w:r>
+      <w:r>
+        <w:t>Reporta si existen traslapes por hora o día.</w:t>
+      </w:r>
+      <w:r>
+        <w:br/>
+      </w:r>
+      <w:r>
+        <w:rPr>
+          <w:b/>
+          <w:bCs/>
+        </w:rPr>
+        <w:drawing>
+          <wp:inline distT="0" distB="0" distL="0" distR="0" wp14:anchorId="320ED7C9" wp14:editId="37CF6B6C">
+            <wp:extent cx="5612130" cy="1281430"/>
+            <wp:effectExtent l="0" t="0" r="7620" b="0"/>
+            <wp:docPr id="1930700012" name="Imagen 1"/>
+            <wp:cNvGraphicFramePr>
+              <a:graphicFrameLocks xmlns:a="http://schemas.openxmlformats.org/drawingml/2006/main" noChangeAspect="1"/>
+            </wp:cNvGraphicFramePr>
+            <a:graphic xmlns:a="http://schemas.openxmlformats.org/drawingml/2006/main">
+              <a:graphicData uri="http://schemas.openxmlformats.org/drawingml/2006/picture">
+                <pic:pic xmlns:pic="http://schemas.openxmlformats.org/drawingml/2006/picture">
+                  <pic:nvPicPr>
+                    <pic:cNvPr id="1930700012" name=""/>
+                    <pic:cNvPicPr/>
+                  </pic:nvPicPr>
+                  <pic:blipFill>
+                    <a:blip r:embed="rId16"/>
+                    <a:stretch>
+                      <a:fillRect/>
+                    </a:stretch>
+                  </pic:blipFill>
+                  <pic:spPr>
+                    <a:xfrm>
+                      <a:off x="0" y="0"/>
+                      <a:ext cx="5612130" cy="1281430"/>
+                    </a:xfrm>
+                    <a:prstGeom prst="rect">
+                      <a:avLst/>
+                    </a:prstGeom>
+                  </pic:spPr>
+                </pic:pic>
+              </a:graphicData>
+            </a:graphic>
+          </wp:inline>
+        </w:drawing>
+      </w:r>
+    </w:p>
+    <w:p>
+      <w:pPr>
+        <w:rPr>
+          <w:b/>
+          <w:bCs/>
+        </w:rPr>
+      </w:pPr>
+    </w:p>
+    <w:p>
+      <w:pPr>
+        <w:pStyle w:val="Ttulo2"/>
+        <w:ind w:left="360"/>
+      </w:pPr>
+      <w:r>
+        <w:t>9)Generar Reporte: Hospital</w:t>
+      </w:r>
+    </w:p>
+    <w:p>
+      <w:r>
+        <w:t xml:space="preserve">Al presionar el botón de </w:t>
+      </w:r>
+      <w:r>
+        <w:rPr>
+          <w:i/>
+          <w:iCs/>
+        </w:rPr>
+        <w:t>Historial Pacientes</w:t>
+      </w:r>
+      <w:r>
+        <w:rPr>
+          <w:i/>
+          <w:iCs/>
+        </w:rPr>
+        <w:t xml:space="preserve"> </w:t>
+      </w:r>
+      <w:r>
+        <w:t xml:space="preserve">se generara un </w:t>
+      </w:r>
+      <w:r>
+        <w:t xml:space="preserve">Archivo HTML Con </w:t>
+      </w:r>
+      <w:r>
+        <w:t xml:space="preserve">Todos los datos del Hospital desde el </w:t>
+      </w:r>
+      <w:r>
+        <w:t xml:space="preserve">archivo .med, </w:t>
+      </w:r>
+      <w:r>
+        <w:t>Mostrara Indicadores clave</w:t>
+      </w:r>
+      <w:r>
+        <w:t xml:space="preserve"> y por especialidad</w:t>
+      </w:r>
+    </w:p>
+    <w:p/>
+    <w:p>
+      <w:r>
+        <w:drawing>
+          <wp:inline distT="0" distB="0" distL="0" distR="0" wp14:anchorId="6355FF06" wp14:editId="6EBE56E1">
+            <wp:extent cx="5612130" cy="3114675"/>
+            <wp:effectExtent l="0" t="0" r="7620" b="9525"/>
+            <wp:docPr id="1523665702" name="Imagen 1"/>
+            <wp:cNvGraphicFramePr>
+              <a:graphicFrameLocks xmlns:a="http://schemas.openxmlformats.org/drawingml/2006/main" noChangeAspect="1"/>
+            </wp:cNvGraphicFramePr>
+            <a:graphic xmlns:a="http://schemas.openxmlformats.org/drawingml/2006/main">
+              <a:graphicData uri="http://schemas.openxmlformats.org/drawingml/2006/picture">
+                <pic:pic xmlns:pic="http://schemas.openxmlformats.org/drawingml/2006/picture">
+                  <pic:nvPicPr>
+                    <pic:cNvPr id="1523665702" name=""/>
+                    <pic:cNvPicPr/>
+                  </pic:nvPicPr>
+                  <pic:blipFill>
+                    <a:blip r:embed="rId17"/>
+                    <a:stretch>
+                      <a:fillRect/>
+                    </a:stretch>
+                  </pic:blipFill>
+                  <pic:spPr>
+                    <a:xfrm>
+                      <a:off x="0" y="0"/>
+                      <a:ext cx="5612130" cy="3114675"/>
+                    </a:xfrm>
+                    <a:prstGeom prst="rect">
+                      <a:avLst/>
+                    </a:prstGeom>
+                  </pic:spPr>
+                </pic:pic>
+              </a:graphicData>
+            </a:graphic>
+          </wp:inline>
+        </w:drawing>
+      </w:r>
+    </w:p>
+    <w:p>
+      <w:pPr>
+        <w:pStyle w:val="Ttulo2"/>
+        <w:ind w:left="360"/>
+      </w:pPr>
+      <w:r>
+        <w:lastRenderedPageBreak/>
+        <w:t>10) Generar Reporte: Errores Lexicos</w:t>
+      </w:r>
+    </w:p>
+    <w:p>
+      <w:pPr>
+        <w:rPr>
+          <w:b/>
+          <w:bCs/>
+        </w:rPr>
+      </w:pPr>
+      <w:r>
+        <w:t xml:space="preserve">Al presionar el botón de </w:t>
+      </w:r>
+      <w:r>
+        <w:rPr>
+          <w:i/>
+          <w:iCs/>
+        </w:rPr>
+        <w:t>Historial Pacientes</w:t>
+      </w:r>
+      <w:r>
+        <w:rPr>
+          <w:i/>
+          <w:iCs/>
+        </w:rPr>
+        <w:t xml:space="preserve"> </w:t>
+      </w:r>
+      <w:r>
+        <w:t xml:space="preserve">se generara un </w:t>
+      </w:r>
+      <w:r>
+        <w:t xml:space="preserve">Archivo HTML Con los </w:t>
+      </w:r>
+      <w:r>
+        <w:t xml:space="preserve">Errores Lexicos </w:t>
+      </w:r>
+      <w:r>
+        <w:t>registrados desde el archivo .med</w:t>
+      </w:r>
+      <w:r>
+        <w:t xml:space="preserve">. </w:t>
+      </w:r>
+      <w:r>
+        <w:drawing>
+          <wp:inline distT="0" distB="0" distL="0" distR="0" wp14:anchorId="76D737E5" wp14:editId="69284E5B">
+            <wp:extent cx="5612130" cy="1271270"/>
+            <wp:effectExtent l="0" t="0" r="7620" b="5080"/>
+            <wp:docPr id="460724187" name="Imagen 1"/>
+            <wp:cNvGraphicFramePr>
+              <a:graphicFrameLocks xmlns:a="http://schemas.openxmlformats.org/drawingml/2006/main" noChangeAspect="1"/>
+            </wp:cNvGraphicFramePr>
+            <a:graphic xmlns:a="http://schemas.openxmlformats.org/drawingml/2006/main">
+              <a:graphicData uri="http://schemas.openxmlformats.org/drawingml/2006/picture">
+                <pic:pic xmlns:pic="http://schemas.openxmlformats.org/drawingml/2006/picture">
+                  <pic:nvPicPr>
+                    <pic:cNvPr id="460724187" name=""/>
+                    <pic:cNvPicPr/>
+                  </pic:nvPicPr>
+                  <pic:blipFill>
+                    <a:blip r:embed="rId18"/>
+                    <a:stretch>
+                      <a:fillRect/>
+                    </a:stretch>
+                  </pic:blipFill>
+                  <pic:spPr>
+                    <a:xfrm>
+                      <a:off x="0" y="0"/>
+                      <a:ext cx="5612130" cy="1271270"/>
+                    </a:xfrm>
+                    <a:prstGeom prst="rect">
+                      <a:avLst/>
+                    </a:prstGeom>
+                  </pic:spPr>
+                </pic:pic>
+              </a:graphicData>
+            </a:graphic>
+          </wp:inline>
+        </w:drawing>
+      </w:r>
+    </w:p>
+    <w:p>
+      <w:pPr>
+        <w:rPr>
+          <w:b/>
+          <w:bCs/>
+        </w:rPr>
+      </w:pPr>
+    </w:p>
+    <w:p>
+      <w:pPr>
+        <w:rPr>
+          <w:b/>
+          <w:bCs/>
+        </w:rPr>
+      </w:pPr>
     </w:p>
     <w:p>
       <w:pPr>
@@ -642,6 +1632,184 @@
     </w:lvl>
   </w:abstractNum>
   <w:abstractNum w:abstractNumId="1" w15:restartNumberingAfterBreak="0">
+    <w:nsid w:val="0C787B31"/>
+    <w:multiLevelType w:val="hybridMultilevel"/>
+    <w:tmpl w:val="D7E8825C"/>
+    <w:lvl w:ilvl="0" w:tplc="FFFFFFFF">
+      <w:start w:val="1"/>
+      <w:numFmt w:val="decimal"/>
+      <w:lvlText w:val="%1)"/>
+      <w:lvlJc w:val="left"/>
+      <w:pPr>
+        <w:ind w:left="720" w:hanging="360"/>
+      </w:pPr>
+      <w:rPr>
+        <w:rFonts w:hint="default"/>
+      </w:rPr>
+    </w:lvl>
+    <w:lvl w:ilvl="1" w:tplc="FFFFFFFF" w:tentative="1">
+      <w:start w:val="1"/>
+      <w:numFmt w:val="lowerLetter"/>
+      <w:lvlText w:val="%2."/>
+      <w:lvlJc w:val="left"/>
+      <w:pPr>
+        <w:ind w:left="1440" w:hanging="360"/>
+      </w:pPr>
+    </w:lvl>
+    <w:lvl w:ilvl="2" w:tplc="FFFFFFFF" w:tentative="1">
+      <w:start w:val="1"/>
+      <w:numFmt w:val="lowerRoman"/>
+      <w:lvlText w:val="%3."/>
+      <w:lvlJc w:val="right"/>
+      <w:pPr>
+        <w:ind w:left="2160" w:hanging="180"/>
+      </w:pPr>
+    </w:lvl>
+    <w:lvl w:ilvl="3" w:tplc="FFFFFFFF" w:tentative="1">
+      <w:start w:val="1"/>
+      <w:numFmt w:val="decimal"/>
+      <w:lvlText w:val="%4."/>
+      <w:lvlJc w:val="left"/>
+      <w:pPr>
+        <w:ind w:left="2880" w:hanging="360"/>
+      </w:pPr>
+    </w:lvl>
+    <w:lvl w:ilvl="4" w:tplc="FFFFFFFF" w:tentative="1">
+      <w:start w:val="1"/>
+      <w:numFmt w:val="lowerLetter"/>
+      <w:lvlText w:val="%5."/>
+      <w:lvlJc w:val="left"/>
+      <w:pPr>
+        <w:ind w:left="3600" w:hanging="360"/>
+      </w:pPr>
+    </w:lvl>
+    <w:lvl w:ilvl="5" w:tplc="FFFFFFFF" w:tentative="1">
+      <w:start w:val="1"/>
+      <w:numFmt w:val="lowerRoman"/>
+      <w:lvlText w:val="%6."/>
+      <w:lvlJc w:val="right"/>
+      <w:pPr>
+        <w:ind w:left="4320" w:hanging="180"/>
+      </w:pPr>
+    </w:lvl>
+    <w:lvl w:ilvl="6" w:tplc="FFFFFFFF" w:tentative="1">
+      <w:start w:val="1"/>
+      <w:numFmt w:val="decimal"/>
+      <w:lvlText w:val="%7."/>
+      <w:lvlJc w:val="left"/>
+      <w:pPr>
+        <w:ind w:left="5040" w:hanging="360"/>
+      </w:pPr>
+    </w:lvl>
+    <w:lvl w:ilvl="7" w:tplc="FFFFFFFF" w:tentative="1">
+      <w:start w:val="1"/>
+      <w:numFmt w:val="lowerLetter"/>
+      <w:lvlText w:val="%8."/>
+      <w:lvlJc w:val="left"/>
+      <w:pPr>
+        <w:ind w:left="5760" w:hanging="360"/>
+      </w:pPr>
+    </w:lvl>
+    <w:lvl w:ilvl="8" w:tplc="FFFFFFFF" w:tentative="1">
+      <w:start w:val="1"/>
+      <w:numFmt w:val="lowerRoman"/>
+      <w:lvlText w:val="%9."/>
+      <w:lvlJc w:val="right"/>
+      <w:pPr>
+        <w:ind w:left="6480" w:hanging="180"/>
+      </w:pPr>
+    </w:lvl>
+  </w:abstractNum>
+  <w:abstractNum w:abstractNumId="2" w15:restartNumberingAfterBreak="0">
+    <w:nsid w:val="1218515C"/>
+    <w:multiLevelType w:val="hybridMultilevel"/>
+    <w:tmpl w:val="D7E8825C"/>
+    <w:lvl w:ilvl="0" w:tplc="FFFFFFFF">
+      <w:start w:val="1"/>
+      <w:numFmt w:val="decimal"/>
+      <w:lvlText w:val="%1)"/>
+      <w:lvlJc w:val="left"/>
+      <w:pPr>
+        <w:ind w:left="720" w:hanging="360"/>
+      </w:pPr>
+      <w:rPr>
+        <w:rFonts w:hint="default"/>
+      </w:rPr>
+    </w:lvl>
+    <w:lvl w:ilvl="1" w:tplc="FFFFFFFF" w:tentative="1">
+      <w:start w:val="1"/>
+      <w:numFmt w:val="lowerLetter"/>
+      <w:lvlText w:val="%2."/>
+      <w:lvlJc w:val="left"/>
+      <w:pPr>
+        <w:ind w:left="1440" w:hanging="360"/>
+      </w:pPr>
+    </w:lvl>
+    <w:lvl w:ilvl="2" w:tplc="FFFFFFFF" w:tentative="1">
+      <w:start w:val="1"/>
+      <w:numFmt w:val="lowerRoman"/>
+      <w:lvlText w:val="%3."/>
+      <w:lvlJc w:val="right"/>
+      <w:pPr>
+        <w:ind w:left="2160" w:hanging="180"/>
+      </w:pPr>
+    </w:lvl>
+    <w:lvl w:ilvl="3" w:tplc="FFFFFFFF" w:tentative="1">
+      <w:start w:val="1"/>
+      <w:numFmt w:val="decimal"/>
+      <w:lvlText w:val="%4."/>
+      <w:lvlJc w:val="left"/>
+      <w:pPr>
+        <w:ind w:left="2880" w:hanging="360"/>
+      </w:pPr>
+    </w:lvl>
+    <w:lvl w:ilvl="4" w:tplc="FFFFFFFF" w:tentative="1">
+      <w:start w:val="1"/>
+      <w:numFmt w:val="lowerLetter"/>
+      <w:lvlText w:val="%5."/>
+      <w:lvlJc w:val="left"/>
+      <w:pPr>
+        <w:ind w:left="3600" w:hanging="360"/>
+      </w:pPr>
+    </w:lvl>
+    <w:lvl w:ilvl="5" w:tplc="FFFFFFFF" w:tentative="1">
+      <w:start w:val="1"/>
+      <w:numFmt w:val="lowerRoman"/>
+      <w:lvlText w:val="%6."/>
+      <w:lvlJc w:val="right"/>
+      <w:pPr>
+        <w:ind w:left="4320" w:hanging="180"/>
+      </w:pPr>
+    </w:lvl>
+    <w:lvl w:ilvl="6" w:tplc="FFFFFFFF" w:tentative="1">
+      <w:start w:val="1"/>
+      <w:numFmt w:val="decimal"/>
+      <w:lvlText w:val="%7."/>
+      <w:lvlJc w:val="left"/>
+      <w:pPr>
+        <w:ind w:left="5040" w:hanging="360"/>
+      </w:pPr>
+    </w:lvl>
+    <w:lvl w:ilvl="7" w:tplc="FFFFFFFF" w:tentative="1">
+      <w:start w:val="1"/>
+      <w:numFmt w:val="lowerLetter"/>
+      <w:lvlText w:val="%8."/>
+      <w:lvlJc w:val="left"/>
+      <w:pPr>
+        <w:ind w:left="5760" w:hanging="360"/>
+      </w:pPr>
+    </w:lvl>
+    <w:lvl w:ilvl="8" w:tplc="FFFFFFFF" w:tentative="1">
+      <w:start w:val="1"/>
+      <w:numFmt w:val="lowerRoman"/>
+      <w:lvlText w:val="%9."/>
+      <w:lvlJc w:val="right"/>
+      <w:pPr>
+        <w:ind w:left="6480" w:hanging="180"/>
+      </w:pPr>
+    </w:lvl>
+  </w:abstractNum>
+  <w:abstractNum w:abstractNumId="3" w15:restartNumberingAfterBreak="0">
     <w:nsid w:val="18994FF7"/>
     <w:multiLevelType w:val="hybridMultilevel"/>
     <w:tmpl w:val="FC168298"/>
@@ -730,7 +1898,274 @@
       </w:pPr>
     </w:lvl>
   </w:abstractNum>
-  <w:abstractNum w:abstractNumId="2" w15:restartNumberingAfterBreak="0">
+  <w:abstractNum w:abstractNumId="4" w15:restartNumberingAfterBreak="0">
+    <w:nsid w:val="280A3399"/>
+    <w:multiLevelType w:val="hybridMultilevel"/>
+    <w:tmpl w:val="D7E8825C"/>
+    <w:lvl w:ilvl="0" w:tplc="FFFFFFFF">
+      <w:start w:val="1"/>
+      <w:numFmt w:val="decimal"/>
+      <w:lvlText w:val="%1)"/>
+      <w:lvlJc w:val="left"/>
+      <w:pPr>
+        <w:ind w:left="720" w:hanging="360"/>
+      </w:pPr>
+      <w:rPr>
+        <w:rFonts w:hint="default"/>
+      </w:rPr>
+    </w:lvl>
+    <w:lvl w:ilvl="1" w:tplc="FFFFFFFF" w:tentative="1">
+      <w:start w:val="1"/>
+      <w:numFmt w:val="lowerLetter"/>
+      <w:lvlText w:val="%2."/>
+      <w:lvlJc w:val="left"/>
+      <w:pPr>
+        <w:ind w:left="1440" w:hanging="360"/>
+      </w:pPr>
+    </w:lvl>
+    <w:lvl w:ilvl="2" w:tplc="FFFFFFFF" w:tentative="1">
+      <w:start w:val="1"/>
+      <w:numFmt w:val="lowerRoman"/>
+      <w:lvlText w:val="%3."/>
+      <w:lvlJc w:val="right"/>
+      <w:pPr>
+        <w:ind w:left="2160" w:hanging="180"/>
+      </w:pPr>
+    </w:lvl>
+    <w:lvl w:ilvl="3" w:tplc="FFFFFFFF" w:tentative="1">
+      <w:start w:val="1"/>
+      <w:numFmt w:val="decimal"/>
+      <w:lvlText w:val="%4."/>
+      <w:lvlJc w:val="left"/>
+      <w:pPr>
+        <w:ind w:left="2880" w:hanging="360"/>
+      </w:pPr>
+    </w:lvl>
+    <w:lvl w:ilvl="4" w:tplc="FFFFFFFF" w:tentative="1">
+      <w:start w:val="1"/>
+      <w:numFmt w:val="lowerLetter"/>
+      <w:lvlText w:val="%5."/>
+      <w:lvlJc w:val="left"/>
+      <w:pPr>
+        <w:ind w:left="3600" w:hanging="360"/>
+      </w:pPr>
+    </w:lvl>
+    <w:lvl w:ilvl="5" w:tplc="FFFFFFFF" w:tentative="1">
+      <w:start w:val="1"/>
+      <w:numFmt w:val="lowerRoman"/>
+      <w:lvlText w:val="%6."/>
+      <w:lvlJc w:val="right"/>
+      <w:pPr>
+        <w:ind w:left="4320" w:hanging="180"/>
+      </w:pPr>
+    </w:lvl>
+    <w:lvl w:ilvl="6" w:tplc="FFFFFFFF" w:tentative="1">
+      <w:start w:val="1"/>
+      <w:numFmt w:val="decimal"/>
+      <w:lvlText w:val="%7."/>
+      <w:lvlJc w:val="left"/>
+      <w:pPr>
+        <w:ind w:left="5040" w:hanging="360"/>
+      </w:pPr>
+    </w:lvl>
+    <w:lvl w:ilvl="7" w:tplc="FFFFFFFF" w:tentative="1">
+      <w:start w:val="1"/>
+      <w:numFmt w:val="lowerLetter"/>
+      <w:lvlText w:val="%8."/>
+      <w:lvlJc w:val="left"/>
+      <w:pPr>
+        <w:ind w:left="5760" w:hanging="360"/>
+      </w:pPr>
+    </w:lvl>
+    <w:lvl w:ilvl="8" w:tplc="FFFFFFFF" w:tentative="1">
+      <w:start w:val="1"/>
+      <w:numFmt w:val="lowerRoman"/>
+      <w:lvlText w:val="%9."/>
+      <w:lvlJc w:val="right"/>
+      <w:pPr>
+        <w:ind w:left="6480" w:hanging="180"/>
+      </w:pPr>
+    </w:lvl>
+  </w:abstractNum>
+  <w:abstractNum w:abstractNumId="5" w15:restartNumberingAfterBreak="0">
+    <w:nsid w:val="37420C95"/>
+    <w:multiLevelType w:val="hybridMultilevel"/>
+    <w:tmpl w:val="D7E8825C"/>
+    <w:lvl w:ilvl="0" w:tplc="FFFFFFFF">
+      <w:start w:val="1"/>
+      <w:numFmt w:val="decimal"/>
+      <w:lvlText w:val="%1)"/>
+      <w:lvlJc w:val="left"/>
+      <w:pPr>
+        <w:ind w:left="720" w:hanging="360"/>
+      </w:pPr>
+      <w:rPr>
+        <w:rFonts w:hint="default"/>
+      </w:rPr>
+    </w:lvl>
+    <w:lvl w:ilvl="1" w:tplc="FFFFFFFF" w:tentative="1">
+      <w:start w:val="1"/>
+      <w:numFmt w:val="lowerLetter"/>
+      <w:lvlText w:val="%2."/>
+      <w:lvlJc w:val="left"/>
+      <w:pPr>
+        <w:ind w:left="1440" w:hanging="360"/>
+      </w:pPr>
+    </w:lvl>
+    <w:lvl w:ilvl="2" w:tplc="FFFFFFFF" w:tentative="1">
+      <w:start w:val="1"/>
+      <w:numFmt w:val="lowerRoman"/>
+      <w:lvlText w:val="%3."/>
+      <w:lvlJc w:val="right"/>
+      <w:pPr>
+        <w:ind w:left="2160" w:hanging="180"/>
+      </w:pPr>
+    </w:lvl>
+    <w:lvl w:ilvl="3" w:tplc="FFFFFFFF" w:tentative="1">
+      <w:start w:val="1"/>
+      <w:numFmt w:val="decimal"/>
+      <w:lvlText w:val="%4."/>
+      <w:lvlJc w:val="left"/>
+      <w:pPr>
+        <w:ind w:left="2880" w:hanging="360"/>
+      </w:pPr>
+    </w:lvl>
+    <w:lvl w:ilvl="4" w:tplc="FFFFFFFF" w:tentative="1">
+      <w:start w:val="1"/>
+      <w:numFmt w:val="lowerLetter"/>
+      <w:lvlText w:val="%5."/>
+      <w:lvlJc w:val="left"/>
+      <w:pPr>
+        <w:ind w:left="3600" w:hanging="360"/>
+      </w:pPr>
+    </w:lvl>
+    <w:lvl w:ilvl="5" w:tplc="FFFFFFFF" w:tentative="1">
+      <w:start w:val="1"/>
+      <w:numFmt w:val="lowerRoman"/>
+      <w:lvlText w:val="%6."/>
+      <w:lvlJc w:val="right"/>
+      <w:pPr>
+        <w:ind w:left="4320" w:hanging="180"/>
+      </w:pPr>
+    </w:lvl>
+    <w:lvl w:ilvl="6" w:tplc="FFFFFFFF" w:tentative="1">
+      <w:start w:val="1"/>
+      <w:numFmt w:val="decimal"/>
+      <w:lvlText w:val="%7."/>
+      <w:lvlJc w:val="left"/>
+      <w:pPr>
+        <w:ind w:left="5040" w:hanging="360"/>
+      </w:pPr>
+    </w:lvl>
+    <w:lvl w:ilvl="7" w:tplc="FFFFFFFF" w:tentative="1">
+      <w:start w:val="1"/>
+      <w:numFmt w:val="lowerLetter"/>
+      <w:lvlText w:val="%8."/>
+      <w:lvlJc w:val="left"/>
+      <w:pPr>
+        <w:ind w:left="5760" w:hanging="360"/>
+      </w:pPr>
+    </w:lvl>
+    <w:lvl w:ilvl="8" w:tplc="FFFFFFFF" w:tentative="1">
+      <w:start w:val="1"/>
+      <w:numFmt w:val="lowerRoman"/>
+      <w:lvlText w:val="%9."/>
+      <w:lvlJc w:val="right"/>
+      <w:pPr>
+        <w:ind w:left="6480" w:hanging="180"/>
+      </w:pPr>
+    </w:lvl>
+  </w:abstractNum>
+  <w:abstractNum w:abstractNumId="6" w15:restartNumberingAfterBreak="0">
+    <w:nsid w:val="37DD6774"/>
+    <w:multiLevelType w:val="hybridMultilevel"/>
+    <w:tmpl w:val="D7E8825C"/>
+    <w:lvl w:ilvl="0" w:tplc="FFFFFFFF">
+      <w:start w:val="1"/>
+      <w:numFmt w:val="decimal"/>
+      <w:lvlText w:val="%1)"/>
+      <w:lvlJc w:val="left"/>
+      <w:pPr>
+        <w:ind w:left="720" w:hanging="360"/>
+      </w:pPr>
+      <w:rPr>
+        <w:rFonts w:hint="default"/>
+      </w:rPr>
+    </w:lvl>
+    <w:lvl w:ilvl="1" w:tplc="FFFFFFFF" w:tentative="1">
+      <w:start w:val="1"/>
+      <w:numFmt w:val="lowerLetter"/>
+      <w:lvlText w:val="%2."/>
+      <w:lvlJc w:val="left"/>
+      <w:pPr>
+        <w:ind w:left="1440" w:hanging="360"/>
+      </w:pPr>
+    </w:lvl>
+    <w:lvl w:ilvl="2" w:tplc="FFFFFFFF" w:tentative="1">
+      <w:start w:val="1"/>
+      <w:numFmt w:val="lowerRoman"/>
+      <w:lvlText w:val="%3."/>
+      <w:lvlJc w:val="right"/>
+      <w:pPr>
+        <w:ind w:left="2160" w:hanging="180"/>
+      </w:pPr>
+    </w:lvl>
+    <w:lvl w:ilvl="3" w:tplc="FFFFFFFF" w:tentative="1">
+      <w:start w:val="1"/>
+      <w:numFmt w:val="decimal"/>
+      <w:lvlText w:val="%4."/>
+      <w:lvlJc w:val="left"/>
+      <w:pPr>
+        <w:ind w:left="2880" w:hanging="360"/>
+      </w:pPr>
+    </w:lvl>
+    <w:lvl w:ilvl="4" w:tplc="FFFFFFFF" w:tentative="1">
+      <w:start w:val="1"/>
+      <w:numFmt w:val="lowerLetter"/>
+      <w:lvlText w:val="%5."/>
+      <w:lvlJc w:val="left"/>
+      <w:pPr>
+        <w:ind w:left="3600" w:hanging="360"/>
+      </w:pPr>
+    </w:lvl>
+    <w:lvl w:ilvl="5" w:tplc="FFFFFFFF" w:tentative="1">
+      <w:start w:val="1"/>
+      <w:numFmt w:val="lowerRoman"/>
+      <w:lvlText w:val="%6."/>
+      <w:lvlJc w:val="right"/>
+      <w:pPr>
+        <w:ind w:left="4320" w:hanging="180"/>
+      </w:pPr>
+    </w:lvl>
+    <w:lvl w:ilvl="6" w:tplc="FFFFFFFF" w:tentative="1">
+      <w:start w:val="1"/>
+      <w:numFmt w:val="decimal"/>
+      <w:lvlText w:val="%7."/>
+      <w:lvlJc w:val="left"/>
+      <w:pPr>
+        <w:ind w:left="5040" w:hanging="360"/>
+      </w:pPr>
+    </w:lvl>
+    <w:lvl w:ilvl="7" w:tplc="FFFFFFFF" w:tentative="1">
+      <w:start w:val="1"/>
+      <w:numFmt w:val="lowerLetter"/>
+      <w:lvlText w:val="%8."/>
+      <w:lvlJc w:val="left"/>
+      <w:pPr>
+        <w:ind w:left="5760" w:hanging="360"/>
+      </w:pPr>
+    </w:lvl>
+    <w:lvl w:ilvl="8" w:tplc="FFFFFFFF" w:tentative="1">
+      <w:start w:val="1"/>
+      <w:numFmt w:val="lowerRoman"/>
+      <w:lvlText w:val="%9."/>
+      <w:lvlJc w:val="right"/>
+      <w:pPr>
+        <w:ind w:left="6480" w:hanging="180"/>
+      </w:pPr>
+    </w:lvl>
+  </w:abstractNum>
+  <w:abstractNum w:abstractNumId="7" w15:restartNumberingAfterBreak="0">
     <w:nsid w:val="3FD34510"/>
     <w:multiLevelType w:val="hybridMultilevel"/>
     <w:tmpl w:val="7E562764"/>
@@ -819,10 +2254,128 @@
       </w:pPr>
     </w:lvl>
   </w:abstractNum>
-  <w:abstractNum w:abstractNumId="3" w15:restartNumberingAfterBreak="0">
+  <w:abstractNum w:abstractNumId="8" w15:restartNumberingAfterBreak="0">
     <w:nsid w:val="4E457058"/>
+    <w:multiLevelType w:val="multilevel"/>
+    <w:tmpl w:val="F7C87EFE"/>
+    <w:lvl w:ilvl="0">
+      <w:start w:val="1"/>
+      <w:numFmt w:val="decimal"/>
+      <w:lvlText w:val="%1."/>
+      <w:lvlJc w:val="left"/>
+      <w:pPr>
+        <w:ind w:left="720" w:hanging="360"/>
+      </w:pPr>
+    </w:lvl>
+    <w:lvl w:ilvl="1">
+      <w:start w:val="1"/>
+      <w:numFmt w:val="decimal"/>
+      <w:isLgl/>
+      <w:lvlText w:val="%1.%2"/>
+      <w:lvlJc w:val="left"/>
+      <w:pPr>
+        <w:ind w:left="720" w:hanging="360"/>
+      </w:pPr>
+      <w:rPr>
+        <w:rFonts w:hint="default"/>
+      </w:rPr>
+    </w:lvl>
+    <w:lvl w:ilvl="2">
+      <w:start w:val="1"/>
+      <w:numFmt w:val="decimal"/>
+      <w:isLgl/>
+      <w:lvlText w:val="%1.%2.%3"/>
+      <w:lvlJc w:val="left"/>
+      <w:pPr>
+        <w:ind w:left="1080" w:hanging="720"/>
+      </w:pPr>
+      <w:rPr>
+        <w:rFonts w:hint="default"/>
+      </w:rPr>
+    </w:lvl>
+    <w:lvl w:ilvl="3">
+      <w:start w:val="1"/>
+      <w:numFmt w:val="decimal"/>
+      <w:isLgl/>
+      <w:lvlText w:val="%1.%2.%3.%4"/>
+      <w:lvlJc w:val="left"/>
+      <w:pPr>
+        <w:ind w:left="1080" w:hanging="720"/>
+      </w:pPr>
+      <w:rPr>
+        <w:rFonts w:hint="default"/>
+      </w:rPr>
+    </w:lvl>
+    <w:lvl w:ilvl="4">
+      <w:start w:val="1"/>
+      <w:numFmt w:val="decimal"/>
+      <w:isLgl/>
+      <w:lvlText w:val="%1.%2.%3.%4.%5"/>
+      <w:lvlJc w:val="left"/>
+      <w:pPr>
+        <w:ind w:left="1440" w:hanging="1080"/>
+      </w:pPr>
+      <w:rPr>
+        <w:rFonts w:hint="default"/>
+      </w:rPr>
+    </w:lvl>
+    <w:lvl w:ilvl="5">
+      <w:start w:val="1"/>
+      <w:numFmt w:val="decimal"/>
+      <w:isLgl/>
+      <w:lvlText w:val="%1.%2.%3.%4.%5.%6"/>
+      <w:lvlJc w:val="left"/>
+      <w:pPr>
+        <w:ind w:left="1440" w:hanging="1080"/>
+      </w:pPr>
+      <w:rPr>
+        <w:rFonts w:hint="default"/>
+      </w:rPr>
+    </w:lvl>
+    <w:lvl w:ilvl="6">
+      <w:start w:val="1"/>
+      <w:numFmt w:val="decimal"/>
+      <w:isLgl/>
+      <w:lvlText w:val="%1.%2.%3.%4.%5.%6.%7"/>
+      <w:lvlJc w:val="left"/>
+      <w:pPr>
+        <w:ind w:left="1800" w:hanging="1440"/>
+      </w:pPr>
+      <w:rPr>
+        <w:rFonts w:hint="default"/>
+      </w:rPr>
+    </w:lvl>
+    <w:lvl w:ilvl="7">
+      <w:start w:val="1"/>
+      <w:numFmt w:val="decimal"/>
+      <w:isLgl/>
+      <w:lvlText w:val="%1.%2.%3.%4.%5.%6.%7.%8"/>
+      <w:lvlJc w:val="left"/>
+      <w:pPr>
+        <w:ind w:left="1800" w:hanging="1440"/>
+      </w:pPr>
+      <w:rPr>
+        <w:rFonts w:hint="default"/>
+      </w:rPr>
+    </w:lvl>
+    <w:lvl w:ilvl="8">
+      <w:start w:val="1"/>
+      <w:numFmt w:val="decimal"/>
+      <w:isLgl/>
+      <w:lvlText w:val="%1.%2.%3.%4.%5.%6.%7.%8.%9"/>
+      <w:lvlJc w:val="left"/>
+      <w:pPr>
+        <w:ind w:left="2160" w:hanging="1800"/>
+      </w:pPr>
+      <w:rPr>
+        <w:rFonts w:hint="default"/>
+      </w:rPr>
+    </w:lvl>
+  </w:abstractNum>
+  <w:abstractNum w:abstractNumId="9" w15:restartNumberingAfterBreak="0">
+    <w:nsid w:val="70844CAF"/>
     <w:multiLevelType w:val="hybridMultilevel"/>
-    <w:tmpl w:val="09184B86"/>
+    <w:tmpl w:val="516E67E6"/>
     <w:lvl w:ilvl="0" w:tplc="100A000F">
       <w:start w:val="1"/>
       <w:numFmt w:val="decimal"/>
@@ -831,6 +2384,9 @@
       <w:pPr>
         <w:ind w:left="720" w:hanging="360"/>
       </w:pPr>
+      <w:rPr>
+        <w:rFonts w:hint="default"/>
+      </w:rPr>
     </w:lvl>
     <w:lvl w:ilvl="1" w:tplc="100A0019" w:tentative="1">
       <w:start w:val="1"/>
@@ -905,17 +2461,403 @@
       </w:pPr>
     </w:lvl>
   </w:abstractNum>
+  <w:abstractNum w:abstractNumId="10" w15:restartNumberingAfterBreak="0">
+    <w:nsid w:val="7359666A"/>
+    <w:multiLevelType w:val="hybridMultilevel"/>
+    <w:tmpl w:val="D7E8825C"/>
+    <w:lvl w:ilvl="0" w:tplc="FFFFFFFF">
+      <w:start w:val="1"/>
+      <w:numFmt w:val="decimal"/>
+      <w:lvlText w:val="%1)"/>
+      <w:lvlJc w:val="left"/>
+      <w:pPr>
+        <w:ind w:left="720" w:hanging="360"/>
+      </w:pPr>
+      <w:rPr>
+        <w:rFonts w:hint="default"/>
+      </w:rPr>
+    </w:lvl>
+    <w:lvl w:ilvl="1" w:tplc="FFFFFFFF" w:tentative="1">
+      <w:start w:val="1"/>
+      <w:numFmt w:val="lowerLetter"/>
+      <w:lvlText w:val="%2."/>
+      <w:lvlJc w:val="left"/>
+      <w:pPr>
+        <w:ind w:left="1440" w:hanging="360"/>
+      </w:pPr>
+    </w:lvl>
+    <w:lvl w:ilvl="2" w:tplc="FFFFFFFF" w:tentative="1">
+      <w:start w:val="1"/>
+      <w:numFmt w:val="lowerRoman"/>
+      <w:lvlText w:val="%3."/>
+      <w:lvlJc w:val="right"/>
+      <w:pPr>
+        <w:ind w:left="2160" w:hanging="180"/>
+      </w:pPr>
+    </w:lvl>
+    <w:lvl w:ilvl="3" w:tplc="FFFFFFFF" w:tentative="1">
+      <w:start w:val="1"/>
+      <w:numFmt w:val="decimal"/>
+      <w:lvlText w:val="%4."/>
+      <w:lvlJc w:val="left"/>
+      <w:pPr>
+        <w:ind w:left="2880" w:hanging="360"/>
+      </w:pPr>
+    </w:lvl>
+    <w:lvl w:ilvl="4" w:tplc="FFFFFFFF" w:tentative="1">
+      <w:start w:val="1"/>
+      <w:numFmt w:val="lowerLetter"/>
+      <w:lvlText w:val="%5."/>
+      <w:lvlJc w:val="left"/>
+      <w:pPr>
+        <w:ind w:left="3600" w:hanging="360"/>
+      </w:pPr>
+    </w:lvl>
+    <w:lvl w:ilvl="5" w:tplc="FFFFFFFF" w:tentative="1">
+      <w:start w:val="1"/>
+      <w:numFmt w:val="lowerRoman"/>
+      <w:lvlText w:val="%6."/>
+      <w:lvlJc w:val="right"/>
+      <w:pPr>
+        <w:ind w:left="4320" w:hanging="180"/>
+      </w:pPr>
+    </w:lvl>
+    <w:lvl w:ilvl="6" w:tplc="FFFFFFFF" w:tentative="1">
+      <w:start w:val="1"/>
+      <w:numFmt w:val="decimal"/>
+      <w:lvlText w:val="%7."/>
+      <w:lvlJc w:val="left"/>
+      <w:pPr>
+        <w:ind w:left="5040" w:hanging="360"/>
+      </w:pPr>
+    </w:lvl>
+    <w:lvl w:ilvl="7" w:tplc="FFFFFFFF" w:tentative="1">
+      <w:start w:val="1"/>
+      <w:numFmt w:val="lowerLetter"/>
+      <w:lvlText w:val="%8."/>
+      <w:lvlJc w:val="left"/>
+      <w:pPr>
+        <w:ind w:left="5760" w:hanging="360"/>
+      </w:pPr>
+    </w:lvl>
+    <w:lvl w:ilvl="8" w:tplc="FFFFFFFF" w:tentative="1">
+      <w:start w:val="1"/>
+      <w:numFmt w:val="lowerRoman"/>
+      <w:lvlText w:val="%9."/>
+      <w:lvlJc w:val="right"/>
+      <w:pPr>
+        <w:ind w:left="6480" w:hanging="180"/>
+      </w:pPr>
+    </w:lvl>
+  </w:abstractNum>
+  <w:abstractNum w:abstractNumId="11" w15:restartNumberingAfterBreak="0">
+    <w:nsid w:val="74081CDE"/>
+    <w:multiLevelType w:val="hybridMultilevel"/>
+    <w:tmpl w:val="D7E8825C"/>
+    <w:lvl w:ilvl="0" w:tplc="100A0011">
+      <w:start w:val="1"/>
+      <w:numFmt w:val="decimal"/>
+      <w:lvlText w:val="%1)"/>
+      <w:lvlJc w:val="left"/>
+      <w:pPr>
+        <w:ind w:left="720" w:hanging="360"/>
+      </w:pPr>
+      <w:rPr>
+        <w:rFonts w:hint="default"/>
+      </w:rPr>
+    </w:lvl>
+    <w:lvl w:ilvl="1" w:tplc="100A0019" w:tentative="1">
+      <w:start w:val="1"/>
+      <w:numFmt w:val="lowerLetter"/>
+      <w:lvlText w:val="%2."/>
+      <w:lvlJc w:val="left"/>
+      <w:pPr>
+        <w:ind w:left="1440" w:hanging="360"/>
+      </w:pPr>
+    </w:lvl>
+    <w:lvl w:ilvl="2" w:tplc="100A001B" w:tentative="1">
+      <w:start w:val="1"/>
+      <w:numFmt w:val="lowerRoman"/>
+      <w:lvlText w:val="%3."/>
+      <w:lvlJc w:val="right"/>
+      <w:pPr>
+        <w:ind w:left="2160" w:hanging="180"/>
+      </w:pPr>
+    </w:lvl>
+    <w:lvl w:ilvl="3" w:tplc="100A000F" w:tentative="1">
+      <w:start w:val="1"/>
+      <w:numFmt w:val="decimal"/>
+      <w:lvlText w:val="%4."/>
+      <w:lvlJc w:val="left"/>
+      <w:pPr>
+        <w:ind w:left="2880" w:hanging="360"/>
+      </w:pPr>
+    </w:lvl>
+    <w:lvl w:ilvl="4" w:tplc="100A0019" w:tentative="1">
+      <w:start w:val="1"/>
+      <w:numFmt w:val="lowerLetter"/>
+      <w:lvlText w:val="%5."/>
+      <w:lvlJc w:val="left"/>
+      <w:pPr>
+        <w:ind w:left="3600" w:hanging="360"/>
+      </w:pPr>
+    </w:lvl>
+    <w:lvl w:ilvl="5" w:tplc="100A001B" w:tentative="1">
+      <w:start w:val="1"/>
+      <w:numFmt w:val="lowerRoman"/>
+      <w:lvlText w:val="%6."/>
+      <w:lvlJc w:val="right"/>
+      <w:pPr>
+        <w:ind w:left="4320" w:hanging="180"/>
+      </w:pPr>
+    </w:lvl>
+    <w:lvl w:ilvl="6" w:tplc="100A000F" w:tentative="1">
+      <w:start w:val="1"/>
+      <w:numFmt w:val="decimal"/>
+      <w:lvlText w:val="%7."/>
+      <w:lvlJc w:val="left"/>
+      <w:pPr>
+        <w:ind w:left="5040" w:hanging="360"/>
+      </w:pPr>
+    </w:lvl>
+    <w:lvl w:ilvl="7" w:tplc="100A0019" w:tentative="1">
+      <w:start w:val="1"/>
+      <w:numFmt w:val="lowerLetter"/>
+      <w:lvlText w:val="%8."/>
+      <w:lvlJc w:val="left"/>
+      <w:pPr>
+        <w:ind w:left="5760" w:hanging="360"/>
+      </w:pPr>
+    </w:lvl>
+    <w:lvl w:ilvl="8" w:tplc="100A001B" w:tentative="1">
+      <w:start w:val="1"/>
+      <w:numFmt w:val="lowerRoman"/>
+      <w:lvlText w:val="%9."/>
+      <w:lvlJc w:val="right"/>
+      <w:pPr>
+        <w:ind w:left="6480" w:hanging="180"/>
+      </w:pPr>
+    </w:lvl>
+  </w:abstractNum>
+  <w:abstractNum w:abstractNumId="12" w15:restartNumberingAfterBreak="0">
+    <w:nsid w:val="74790D9D"/>
+    <w:multiLevelType w:val="hybridMultilevel"/>
+    <w:tmpl w:val="D7E8825C"/>
+    <w:lvl w:ilvl="0" w:tplc="FFFFFFFF">
+      <w:start w:val="1"/>
+      <w:numFmt w:val="decimal"/>
+      <w:lvlText w:val="%1)"/>
+      <w:lvlJc w:val="left"/>
+      <w:pPr>
+        <w:ind w:left="720" w:hanging="360"/>
+      </w:pPr>
+      <w:rPr>
+        <w:rFonts w:hint="default"/>
+      </w:rPr>
+    </w:lvl>
+    <w:lvl w:ilvl="1" w:tplc="FFFFFFFF" w:tentative="1">
+      <w:start w:val="1"/>
+      <w:numFmt w:val="lowerLetter"/>
+      <w:lvlText w:val="%2."/>
+      <w:lvlJc w:val="left"/>
+      <w:pPr>
+        <w:ind w:left="1440" w:hanging="360"/>
+      </w:pPr>
+    </w:lvl>
+    <w:lvl w:ilvl="2" w:tplc="FFFFFFFF" w:tentative="1">
+      <w:start w:val="1"/>
+      <w:numFmt w:val="lowerRoman"/>
+      <w:lvlText w:val="%3."/>
+      <w:lvlJc w:val="right"/>
+      <w:pPr>
+        <w:ind w:left="2160" w:hanging="180"/>
+      </w:pPr>
+    </w:lvl>
+    <w:lvl w:ilvl="3" w:tplc="FFFFFFFF" w:tentative="1">
+      <w:start w:val="1"/>
+      <w:numFmt w:val="decimal"/>
+      <w:lvlText w:val="%4."/>
+      <w:lvlJc w:val="left"/>
+      <w:pPr>
+        <w:ind w:left="2880" w:hanging="360"/>
+      </w:pPr>
+    </w:lvl>
+    <w:lvl w:ilvl="4" w:tplc="FFFFFFFF" w:tentative="1">
+      <w:start w:val="1"/>
+      <w:numFmt w:val="lowerLetter"/>
+      <w:lvlText w:val="%5."/>
+      <w:lvlJc w:val="left"/>
+      <w:pPr>
+        <w:ind w:left="3600" w:hanging="360"/>
+      </w:pPr>
+    </w:lvl>
+    <w:lvl w:ilvl="5" w:tplc="FFFFFFFF" w:tentative="1">
+      <w:start w:val="1"/>
+      <w:numFmt w:val="lowerRoman"/>
+      <w:lvlText w:val="%6."/>
+      <w:lvlJc w:val="right"/>
+      <w:pPr>
+        <w:ind w:left="4320" w:hanging="180"/>
+      </w:pPr>
+    </w:lvl>
+    <w:lvl w:ilvl="6" w:tplc="FFFFFFFF" w:tentative="1">
+      <w:start w:val="1"/>
+      <w:numFmt w:val="decimal"/>
+      <w:lvlText w:val="%7."/>
+      <w:lvlJc w:val="left"/>
+      <w:pPr>
+        <w:ind w:left="5040" w:hanging="360"/>
+      </w:pPr>
+    </w:lvl>
+    <w:lvl w:ilvl="7" w:tplc="FFFFFFFF" w:tentative="1">
+      <w:start w:val="1"/>
+      <w:numFmt w:val="lowerLetter"/>
+      <w:lvlText w:val="%8."/>
+      <w:lvlJc w:val="left"/>
+      <w:pPr>
+        <w:ind w:left="5760" w:hanging="360"/>
+      </w:pPr>
+    </w:lvl>
+    <w:lvl w:ilvl="8" w:tplc="FFFFFFFF" w:tentative="1">
+      <w:start w:val="1"/>
+      <w:numFmt w:val="lowerRoman"/>
+      <w:lvlText w:val="%9."/>
+      <w:lvlJc w:val="right"/>
+      <w:pPr>
+        <w:ind w:left="6480" w:hanging="180"/>
+      </w:pPr>
+    </w:lvl>
+  </w:abstractNum>
+  <w:abstractNum w:abstractNumId="13" w15:restartNumberingAfterBreak="0">
+    <w:nsid w:val="7F65097A"/>
+    <w:multiLevelType w:val="hybridMultilevel"/>
+    <w:tmpl w:val="D7E8825C"/>
+    <w:lvl w:ilvl="0" w:tplc="FFFFFFFF">
+      <w:start w:val="1"/>
+      <w:numFmt w:val="decimal"/>
+      <w:lvlText w:val="%1)"/>
+      <w:lvlJc w:val="left"/>
+      <w:pPr>
+        <w:ind w:left="720" w:hanging="360"/>
+      </w:pPr>
+      <w:rPr>
+        <w:rFonts w:hint="default"/>
+      </w:rPr>
+    </w:lvl>
+    <w:lvl w:ilvl="1" w:tplc="FFFFFFFF" w:tentative="1">
+      <w:start w:val="1"/>
+      <w:numFmt w:val="lowerLetter"/>
+      <w:lvlText w:val="%2."/>
+      <w:lvlJc w:val="left"/>
+      <w:pPr>
+        <w:ind w:left="1440" w:hanging="360"/>
+      </w:pPr>
+    </w:lvl>
+    <w:lvl w:ilvl="2" w:tplc="FFFFFFFF" w:tentative="1">
+      <w:start w:val="1"/>
+      <w:numFmt w:val="lowerRoman"/>
+      <w:lvlText w:val="%3."/>
+      <w:lvlJc w:val="right"/>
+      <w:pPr>
+        <w:ind w:left="2160" w:hanging="180"/>
+      </w:pPr>
+    </w:lvl>
+    <w:lvl w:ilvl="3" w:tplc="FFFFFFFF" w:tentative="1">
+      <w:start w:val="1"/>
+      <w:numFmt w:val="decimal"/>
+      <w:lvlText w:val="%4."/>
+      <w:lvlJc w:val="left"/>
+      <w:pPr>
+        <w:ind w:left="2880" w:hanging="360"/>
+      </w:pPr>
+    </w:lvl>
+    <w:lvl w:ilvl="4" w:tplc="FFFFFFFF" w:tentative="1">
+      <w:start w:val="1"/>
+      <w:numFmt w:val="lowerLetter"/>
+      <w:lvlText w:val="%5."/>
+      <w:lvlJc w:val="left"/>
+      <w:pPr>
+        <w:ind w:left="3600" w:hanging="360"/>
+      </w:pPr>
+    </w:lvl>
+    <w:lvl w:ilvl="5" w:tplc="FFFFFFFF" w:tentative="1">
+      <w:start w:val="1"/>
+      <w:numFmt w:val="lowerRoman"/>
+      <w:lvlText w:val="%6."/>
+      <w:lvlJc w:val="right"/>
+      <w:pPr>
+        <w:ind w:left="4320" w:hanging="180"/>
+      </w:pPr>
+    </w:lvl>
+    <w:lvl w:ilvl="6" w:tplc="FFFFFFFF" w:tentative="1">
+      <w:start w:val="1"/>
+      <w:numFmt w:val="decimal"/>
+      <w:lvlText w:val="%7."/>
+      <w:lvlJc w:val="left"/>
+      <w:pPr>
+        <w:ind w:left="5040" w:hanging="360"/>
+      </w:pPr>
+    </w:lvl>
+    <w:lvl w:ilvl="7" w:tplc="FFFFFFFF" w:tentative="1">
+      <w:start w:val="1"/>
+      <w:numFmt w:val="lowerLetter"/>
+      <w:lvlText w:val="%8."/>
+      <w:lvlJc w:val="left"/>
+      <w:pPr>
+        <w:ind w:left="5760" w:hanging="360"/>
+      </w:pPr>
+    </w:lvl>
+    <w:lvl w:ilvl="8" w:tplc="FFFFFFFF" w:tentative="1">
+      <w:start w:val="1"/>
+      <w:numFmt w:val="lowerRoman"/>
+      <w:lvlText w:val="%9."/>
+      <w:lvlJc w:val="right"/>
+      <w:pPr>
+        <w:ind w:left="6480" w:hanging="180"/>
+      </w:pPr>
+    </w:lvl>
+  </w:abstractNum>
   <w:num w:numId="1" w16cid:durableId="84225789">
-    <w:abstractNumId w:val="3"/>
+    <w:abstractNumId w:val="8"/>
   </w:num>
   <w:num w:numId="2" w16cid:durableId="748425680">
     <w:abstractNumId w:val="0"/>
   </w:num>
   <w:num w:numId="3" w16cid:durableId="1490367474">
+    <w:abstractNumId w:val="3"/>
+  </w:num>
+  <w:num w:numId="4" w16cid:durableId="1184323374">
+    <w:abstractNumId w:val="7"/>
+  </w:num>
+  <w:num w:numId="5" w16cid:durableId="1301571131">
+    <w:abstractNumId w:val="9"/>
+  </w:num>
+  <w:num w:numId="6" w16cid:durableId="1398557213">
+    <w:abstractNumId w:val="11"/>
+  </w:num>
+  <w:num w:numId="7" w16cid:durableId="775904833">
+    <w:abstractNumId w:val="4"/>
+  </w:num>
+  <w:num w:numId="8" w16cid:durableId="895822044">
+    <w:abstractNumId w:val="13"/>
+  </w:num>
+  <w:num w:numId="9" w16cid:durableId="1347055319">
     <w:abstractNumId w:val="1"/>
   </w:num>
-  <w:num w:numId="4" w16cid:durableId="1184323374">
+  <w:num w:numId="10" w16cid:durableId="2042512612">
     <w:abstractNumId w:val="2"/>
+  </w:num>
+  <w:num w:numId="11" w16cid:durableId="589001213">
+    <w:abstractNumId w:val="6"/>
+  </w:num>
+  <w:num w:numId="12" w16cid:durableId="1852529716">
+    <w:abstractNumId w:val="12"/>
+  </w:num>
+  <w:num w:numId="13" w16cid:durableId="1618025497">
+    <w:abstractNumId w:val="5"/>
+  </w:num>
+  <w:num w:numId="14" w16cid:durableId="1290473895">
+    <w:abstractNumId w:val="10"/>
   </w:num>
 </w:numbering>
 </file>
@@ -1320,7 +3262,7 @@
   <w:style w:type="paragraph" w:default="1" w:styleId="Normal">
     <w:name w:val="Normal"/>
     <w:qFormat/>
-    <w:rsid w:val="00C5340D"/>
+    <w:rsid w:val="00EB3ED0"/>
   </w:style>
   <w:style w:type="paragraph" w:styleId="Ttulo1">
     <w:name w:val="heading 1"/>
